--- a/01-politicas/POL-SGSI-12 - Política de cifrado de datos.docx
+++ b/01-politicas/POL-SGSI-12 - Política de cifrado de datos.docx
@@ -1407,6 +1407,23 @@
       </w:r>
     </w:p>
     <w:p>
+      <w:r>
+        <w:rPr>
+          <w:b/>
+        </w:rPr>
+        <w:t xml:space="preserve">Procedimiento(s) vinculado(s): </w:t>
+      </w:r>
+      <w:hyperlink r:id="rIdLnkB1" w:history="1">
+        <w:r>
+          <w:rPr>
+            <w:color w:val="0563C1"/>
+            <w:u w:val="single"/>
+          </w:rPr>
+          <w:t xml:space="preserve">PROC-SGSI-18 — Procedimiento de cifrado y gestión de llaves</w:t>
+        </w:r>
+      </w:hyperlink>
+    </w:p>
+    <w:p>
       <w:pPr>
         <w:spacing w:after="40"/>
       </w:pPr>
